--- a/04-Gotowe_Laborki/Lab_03/Sprawozdanie_Lab_03.docx
+++ b/04-Gotowe_Laborki/Lab_03/Sprawozdanie_Lab_03.docx
@@ -8,6 +8,7 @@
       </w:pPr>
       <w:r>
         <w:rPr>
+          <w:rFonts w:ascii="Arial" w:hAnsi="Arial"/>
           <w:b/>
           <w:color w:val="1A478A"/>
           <w:sz w:val="36"/>
@@ -21,7 +22,8 @@
       </w:pPr>
       <w:r>
         <w:rPr>
-          <w:i/>
+          <w:rFonts w:ascii="Arial" w:hAnsi="Arial"/>
+          <w:b/>
           <w:sz w:val="26"/>
         </w:rPr>
         <w:t>Temat: Tworzenie stron WWW – HTML5, CSS oraz JavaScript</w:t>
@@ -37,18 +39,26 @@
         <w:tblLook w:firstColumn="1" w:firstRow="1" w:lastColumn="0" w:lastRow="0" w:noHBand="0" w:noVBand="1" w:val="04A0"/>
       </w:tblPr>
       <w:tblGrid>
-        <w:gridCol w:w="4968"/>
-        <w:gridCol w:w="4968"/>
+        <w:gridCol w:w="4320"/>
+        <w:gridCol w:w="4320"/>
       </w:tblGrid>
       <w:tr>
         <w:tc>
           <w:tcPr>
             <w:tcW w:type="dxa" w:w="3600"/>
+            <w:tcMar>
+              <w:top w:w="80" w:type="dxa"/>
+              <w:bottom w:w="80" w:type="dxa"/>
+              <w:left w:w="120" w:type="dxa"/>
+              <w:right w:w="120" w:type="dxa"/>
+            </w:tcMar>
           </w:tcPr>
           <w:p>
             <w:r>
               <w:rPr>
+                <w:rFonts w:ascii="Arial" w:hAnsi="Arial"/>
                 <w:b/>
+                <w:sz w:val="20"/>
               </w:rPr>
               <w:t>Kierunek / Semestr / Grupa:</w:t>
             </w:r>
@@ -56,10 +66,20 @@
         </w:tc>
         <w:tc>
           <w:tcPr>
-            <w:tcW w:type="dxa" w:w="6480"/>
+            <w:tcW w:type="dxa" w:w="6048"/>
+            <w:tcMar>
+              <w:top w:w="80" w:type="dxa"/>
+              <w:bottom w:w="80" w:type="dxa"/>
+              <w:left w:w="120" w:type="dxa"/>
+              <w:right w:w="120" w:type="dxa"/>
+            </w:tcMar>
           </w:tcPr>
           <w:p>
             <w:r>
+              <w:rPr>
+                <w:rFonts w:ascii="Arial" w:hAnsi="Arial"/>
+                <w:sz w:val="20"/>
+              </w:rPr>
               <w:t>Informatyka / Semestr 5 / 3ID11B</w:t>
             </w:r>
           </w:p>
@@ -69,11 +89,19 @@
         <w:tc>
           <w:tcPr>
             <w:tcW w:type="dxa" w:w="3600"/>
+            <w:tcMar>
+              <w:top w:w="80" w:type="dxa"/>
+              <w:bottom w:w="80" w:type="dxa"/>
+              <w:left w:w="120" w:type="dxa"/>
+              <w:right w:w="120" w:type="dxa"/>
+            </w:tcMar>
           </w:tcPr>
           <w:p>
             <w:r>
               <w:rPr>
+                <w:rFonts w:ascii="Arial" w:hAnsi="Arial"/>
                 <w:b/>
+                <w:sz w:val="20"/>
               </w:rPr>
               <w:t>Zespół laboratoryjny:</w:t>
             </w:r>
@@ -81,10 +109,20 @@
         </w:tc>
         <w:tc>
           <w:tcPr>
-            <w:tcW w:type="dxa" w:w="6480"/>
+            <w:tcW w:type="dxa" w:w="6048"/>
+            <w:tcMar>
+              <w:top w:w="80" w:type="dxa"/>
+              <w:bottom w:w="80" w:type="dxa"/>
+              <w:left w:w="120" w:type="dxa"/>
+              <w:right w:w="120" w:type="dxa"/>
+            </w:tcMar>
           </w:tcPr>
           <w:p>
             <w:r>
+              <w:rPr>
+                <w:rFonts w:ascii="Arial" w:hAnsi="Arial"/>
+                <w:sz w:val="20"/>
+              </w:rPr>
               <w:t>Artem Hizhovskyi, Ihor Namachynskyi</w:t>
             </w:r>
           </w:p>
@@ -94,11 +132,19 @@
         <w:tc>
           <w:tcPr>
             <w:tcW w:type="dxa" w:w="3600"/>
+            <w:tcMar>
+              <w:top w:w="80" w:type="dxa"/>
+              <w:bottom w:w="80" w:type="dxa"/>
+              <w:left w:w="120" w:type="dxa"/>
+              <w:right w:w="120" w:type="dxa"/>
+            </w:tcMar>
           </w:tcPr>
           <w:p>
             <w:r>
               <w:rPr>
+                <w:rFonts w:ascii="Arial" w:hAnsi="Arial"/>
                 <w:b/>
+                <w:sz w:val="20"/>
               </w:rPr>
               <w:t>Numery albumów:</w:t>
             </w:r>
@@ -106,10 +152,20 @@
         </w:tc>
         <w:tc>
           <w:tcPr>
-            <w:tcW w:type="dxa" w:w="6480"/>
+            <w:tcW w:type="dxa" w:w="6048"/>
+            <w:tcMar>
+              <w:top w:w="80" w:type="dxa"/>
+              <w:bottom w:w="80" w:type="dxa"/>
+              <w:left w:w="120" w:type="dxa"/>
+              <w:right w:w="120" w:type="dxa"/>
+            </w:tcMar>
           </w:tcPr>
           <w:p>
             <w:r>
+              <w:rPr>
+                <w:rFonts w:ascii="Arial" w:hAnsi="Arial"/>
+                <w:sz w:val="20"/>
+              </w:rPr>
               <w:t>s097882 (97882), s097889 (97889)</w:t>
             </w:r>
           </w:p>
@@ -119,11 +175,19 @@
         <w:tc>
           <w:tcPr>
             <w:tcW w:type="dxa" w:w="3600"/>
+            <w:tcMar>
+              <w:top w:w="80" w:type="dxa"/>
+              <w:bottom w:w="80" w:type="dxa"/>
+              <w:left w:w="120" w:type="dxa"/>
+              <w:right w:w="120" w:type="dxa"/>
+            </w:tcMar>
           </w:tcPr>
           <w:p>
             <w:r>
               <w:rPr>
+                <w:rFonts w:ascii="Arial" w:hAnsi="Arial"/>
                 <w:b/>
+                <w:sz w:val="20"/>
               </w:rPr>
               <w:t>Prowadzący zajęcia:</w:t>
             </w:r>
@@ -131,10 +195,20 @@
         </w:tc>
         <w:tc>
           <w:tcPr>
-            <w:tcW w:type="dxa" w:w="6480"/>
+            <w:tcW w:type="dxa" w:w="6048"/>
+            <w:tcMar>
+              <w:top w:w="80" w:type="dxa"/>
+              <w:bottom w:w="80" w:type="dxa"/>
+              <w:left w:w="120" w:type="dxa"/>
+              <w:right w:w="120" w:type="dxa"/>
+            </w:tcMar>
           </w:tcPr>
           <w:p>
             <w:r>
+              <w:rPr>
+                <w:rFonts w:ascii="Arial" w:hAnsi="Arial"/>
+                <w:sz w:val="20"/>
+              </w:rPr>
               <w:t>Dr inż. Jarosław Wikarek</w:t>
             </w:r>
           </w:p>
@@ -144,11 +218,19 @@
         <w:tc>
           <w:tcPr>
             <w:tcW w:type="dxa" w:w="3600"/>
+            <w:tcMar>
+              <w:top w:w="80" w:type="dxa"/>
+              <w:bottom w:w="80" w:type="dxa"/>
+              <w:left w:w="120" w:type="dxa"/>
+              <w:right w:w="120" w:type="dxa"/>
+            </w:tcMar>
           </w:tcPr>
           <w:p>
             <w:r>
               <w:rPr>
+                <w:rFonts w:ascii="Arial" w:hAnsi="Arial"/>
                 <w:b/>
+                <w:sz w:val="20"/>
               </w:rPr>
               <w:t>Data wykonania ćwiczenia:</w:t>
             </w:r>
@@ -156,10 +238,20 @@
         </w:tc>
         <w:tc>
           <w:tcPr>
-            <w:tcW w:type="dxa" w:w="6480"/>
+            <w:tcW w:type="dxa" w:w="6048"/>
+            <w:tcMar>
+              <w:top w:w="80" w:type="dxa"/>
+              <w:bottom w:w="80" w:type="dxa"/>
+              <w:left w:w="120" w:type="dxa"/>
+              <w:right w:w="120" w:type="dxa"/>
+            </w:tcMar>
           </w:tcPr>
           <w:p>
             <w:r>
+              <w:rPr>
+                <w:rFonts w:ascii="Arial" w:hAnsi="Arial"/>
+                <w:sz w:val="20"/>
+              </w:rPr>
               <w:t>Październik 2026 r.</w:t>
             </w:r>
           </w:p>
@@ -168,26 +260,123 @@
     </w:tbl>
     <w:p>
       <w:pPr>
+        <w:spacing w:after="240"/>
+      </w:pPr>
+    </w:p>
+    <w:p>
+      <w:pPr>
         <w:pStyle w:val="Heading2"/>
-        <w:spacing w:before="240"/>
+        <w:spacing w:before="280" w:after="80"/>
       </w:pPr>
       <w:r>
+        <w:rPr>
+          <w:rFonts w:ascii="Arial" w:hAnsi="Arial"/>
+          <w:b/>
+          <w:color w:val="1A478A"/>
+          <w:sz w:val="26"/>
+        </w:rPr>
         <w:t>1.a Działające menu i szablon bez tabel</w:t>
       </w:r>
     </w:p>
     <w:p>
+      <w:pPr>
+        <w:spacing w:line="276" w:lineRule="auto" w:after="80"/>
+      </w:pPr>
       <w:r>
-        <w:t>Przygotowano układ oparty całkowicie o arkusze stylów (CSS Flexbox/Grid) bez użycia znaczników tabeli. Zaimplementowano działający zegar w nagłówku, bieżącą datę w stopce, dwa niezależne menu (poziome i pionowe) z podświetleniem aktywnych opcji na czerwono oraz sekcję Okno z ramką iframe.</w:t>
+        <w:rPr>
+          <w:rFonts w:ascii="Arial" w:hAnsi="Arial"/>
+          <w:sz w:val="21"/>
+        </w:rPr>
+        <w:t>Zaprojektowano nowoczesny, semantyczny szablon witryny WWW oparty wyłącznie na elementach blokowych &lt;div&gt; oraz flexbox / CSS grid, eliminując przestarzałe układy tabelaryczne.</w:t>
       </w:r>
     </w:p>
     <w:p>
       <w:pPr>
+        <w:spacing w:line="276" w:lineRule="auto" w:after="80"/>
+      </w:pPr>
+      <w:r>
+        <w:rPr>
+          <w:rFonts w:ascii="Arial" w:hAnsi="Arial"/>
+          <w:sz w:val="21"/>
+        </w:rPr>
+        <w:t>Główne menu nawigacyjne posiada odnośniki z atrybutem target="strona", kierujące wyświetlanie podstron do centralnego elementu &lt;iframe&gt;.</w:t>
+      </w:r>
+    </w:p>
+    <w:tbl>
+      <w:tblPr>
+        <w:tblStyle w:val="TableGrid"/>
+        <w:tblW w:type="auto" w:w="0"/>
+        <w:jc w:val="center"/>
+        <w:tblLook w:firstColumn="1" w:firstRow="1" w:lastColumn="0" w:lastRow="0" w:noHBand="0" w:noVBand="1" w:val="04A0"/>
+      </w:tblPr>
+      <w:tblGrid>
+        <w:gridCol w:w="8640"/>
+      </w:tblGrid>
+      <w:tr>
+        <w:tc>
+          <w:tcPr>
+            <w:tcW w:type="dxa" w:w="9648"/>
+            <w:tcMar>
+              <w:top w:w="80" w:type="dxa"/>
+              <w:bottom w:w="80" w:type="dxa"/>
+              <w:left w:w="120" w:type="dxa"/>
+              <w:right w:w="120" w:type="dxa"/>
+            </w:tcMar>
+          </w:tcPr>
+          <w:p>
+            <w:pPr>
+              <w:spacing w:after="0"/>
+            </w:pPr>
+            <w:r>
+              <w:rPr>
+                <w:rFonts w:ascii="Consolas" w:hAnsi="Consolas"/>
+                <w:color w:val="222222"/>
+                <w:sz w:val="18"/>
+              </w:rPr>
+              <w:t>&lt;div class="layout-wrapper"&gt;</w:t>
+              <w:br/>
+              <w:t xml:space="preserve">  &lt;nav class="sidebar-menu"&gt;</w:t>
+              <w:br/>
+              <w:t xml:space="preserve">    &lt;a href="m_l1_g1.html" target="strona"&gt;Dane zespołu&lt;/a&gt;</w:t>
+              <w:br/>
+              <w:t xml:space="preserve">    &lt;a href="m_l1_g2.html" target="strona"&gt;Formatowanie tekstu&lt;/a&gt;</w:t>
+              <w:br/>
+              <w:t xml:space="preserve">    &lt;a href="m_l1_g3.html" target="strona"&gt;Model pudełkowy&lt;/a&gt;</w:t>
+              <w:br/>
+              <w:t xml:space="preserve">    &lt;a href="m_21_g3.html" target="strona"&gt;Gra Canvas&lt;/a&gt;</w:t>
+              <w:br/>
+              <w:t xml:space="preserve">    &lt;a href="m_l3_g1.html" target="strona"&gt;Formularz zamówienia&lt;/a&gt;</w:t>
+              <w:br/>
+              <w:t xml:space="preserve">  &lt;/nav&gt;</w:t>
+              <w:br/>
+              <w:t xml:space="preserve">  &lt;main class="content-frame"&gt;</w:t>
+              <w:br/>
+              <w:t xml:space="preserve">    &lt;iframe name="strona" src="m_l1_g1.html"&gt;&lt;/iframe&gt;</w:t>
+              <w:br/>
+              <w:t xml:space="preserve">  &lt;/main&gt;</w:t>
+              <w:br/>
+              <w:t>&lt;/div&gt;</w:t>
+            </w:r>
+          </w:p>
+        </w:tc>
+      </w:tr>
+    </w:tbl>
+    <w:p>
+      <w:pPr>
+        <w:spacing w:after="80"/>
+      </w:pPr>
+    </w:p>
+    <w:p>
+      <w:pPr>
+        <w:spacing w:before="80" w:after="200"/>
         <w:jc w:val="center"/>
       </w:pPr>
       <w:r>
         <w:rPr>
+          <w:rFonts w:ascii="Arial" w:hAnsi="Arial"/>
           <w:i/>
           <w:color w:val="888888"/>
+          <w:sz w:val="19"/>
         </w:rPr>
         <w:t>--- [MIEJSCE NA ZRZUT EKRANOWY DLA: 1.a Działające menu i szablon bez tabel] ---</w:t>
       </w:r>
@@ -195,25 +384,41 @@
     <w:p>
       <w:pPr>
         <w:pStyle w:val="Heading2"/>
-        <w:spacing w:before="240"/>
+        <w:spacing w:before="280" w:after="80"/>
       </w:pPr>
       <w:r>
+        <w:rPr>
+          <w:rFonts w:ascii="Arial" w:hAnsi="Arial"/>
+          <w:b/>
+          <w:color w:val="1A478A"/>
+          <w:sz w:val="26"/>
+        </w:rPr>
         <w:t>2.c Dane zespołu (m_l1_g1.html)</w:t>
       </w:r>
     </w:p>
     <w:p>
+      <w:pPr>
+        <w:spacing w:line="276" w:lineRule="auto" w:after="80"/>
+      </w:pPr>
       <w:r>
-        <w:t>Opracowano estetycznie sformatowaną stronę zawierającą pełne dane zespołu: Artem Hizhovskyi (97882), Ihor Namachynskyi (97889), grupa 3ID11B.</w:t>
+        <w:rPr>
+          <w:rFonts w:ascii="Arial" w:hAnsi="Arial"/>
+          <w:sz w:val="21"/>
+        </w:rPr>
+        <w:t>Opracowano podstronę wizytówki zespołu laboratoryjnego: Artem Hizhovskyi (album: 97882 / s097882) oraz Ihor Namachynskyi (album: 97889 / s097889), grupa 3ID11B, semestr 5.</w:t>
       </w:r>
     </w:p>
     <w:p>
       <w:pPr>
+        <w:spacing w:before="80" w:after="200"/>
         <w:jc w:val="center"/>
       </w:pPr>
       <w:r>
         <w:rPr>
+          <w:rFonts w:ascii="Arial" w:hAnsi="Arial"/>
           <w:i/>
           <w:color w:val="888888"/>
+          <w:sz w:val="19"/>
         </w:rPr>
         <w:t>--- [MIEJSCE NA ZRZUT EKRANOWY DLA: 2.c Dane zespołu (m_l1_g1.html)] ---</w:t>
       </w:r>
@@ -221,25 +426,41 @@
     <w:p>
       <w:pPr>
         <w:pStyle w:val="Heading2"/>
-        <w:spacing w:before="240"/>
+        <w:spacing w:before="280" w:after="80"/>
       </w:pPr>
       <w:r>
+        <w:rPr>
+          <w:rFonts w:ascii="Arial" w:hAnsi="Arial"/>
+          <w:b/>
+          <w:color w:val="1A478A"/>
+          <w:sz w:val="26"/>
+        </w:rPr>
         <w:t>2.d Formatowanie tekstu (m_l1_g2.html)</w:t>
       </w:r>
     </w:p>
     <w:p>
+      <w:pPr>
+        <w:spacing w:line="276" w:lineRule="auto" w:after="80"/>
+      </w:pPr>
       <w:r>
-        <w:t>Zaprezentowano formatowanie tekstu z użyciem selektorów odwołujących się do atrybutów class (.tekst-wazny, .akapit-specjalny) oraz id (#naglowek-glowny, #stopka-unikalna).</w:t>
+        <w:rPr>
+          <w:rFonts w:ascii="Arial" w:hAnsi="Arial"/>
+          <w:sz w:val="21"/>
+        </w:rPr>
+        <w:t>Zaimplementowano przykłady bogatego formatowania typograficznego: nagłówki h1-h6, paragrafy, listy uporządkowane i nieuporządkowane, definicje, cytaty blokowe &lt;blockquote&gt;, formatowanie kodu &lt;pre&gt;&lt;code&gt; oraz wyróżnienia semantyczne.</w:t>
       </w:r>
     </w:p>
     <w:p>
       <w:pPr>
+        <w:spacing w:before="80" w:after="200"/>
         <w:jc w:val="center"/>
       </w:pPr>
       <w:r>
         <w:rPr>
+          <w:rFonts w:ascii="Arial" w:hAnsi="Arial"/>
           <w:i/>
           <w:color w:val="888888"/>
+          <w:sz w:val="19"/>
         </w:rPr>
         <w:t>--- [MIEJSCE NA ZRZUT EKRANOWY DLA: 2.d Formatowanie tekstu (m_l1_g2.html)] ---</w:t>
       </w:r>
@@ -247,25 +468,107 @@
     <w:p>
       <w:pPr>
         <w:pStyle w:val="Heading2"/>
-        <w:spacing w:before="240"/>
+        <w:spacing w:before="280" w:after="80"/>
       </w:pPr>
       <w:r>
+        <w:rPr>
+          <w:rFonts w:ascii="Arial" w:hAnsi="Arial"/>
+          <w:b/>
+          <w:color w:val="1A478A"/>
+          <w:sz w:val="26"/>
+        </w:rPr>
         <w:t>2.e Ramki i Box Model (m_l1_g3.html)</w:t>
       </w:r>
     </w:p>
     <w:p>
+      <w:pPr>
+        <w:spacing w:line="276" w:lineRule="auto" w:after="80"/>
+      </w:pPr>
       <w:r>
-        <w:t>Przedstawiono tworzenie ramek, marginesów (margin), dopełnień (padding), obramowań (border), ograniczeń min/max-width oraz obsługę przepełnienia (overflow: scroll).</w:t>
+        <w:rPr>
+          <w:rFonts w:ascii="Arial" w:hAnsi="Arial"/>
+          <w:sz w:val="21"/>
+        </w:rPr>
+        <w:t>Przygotowano interaktywną wizualizację modelu pudełkowego CSS (margin, border, padding, content).</w:t>
       </w:r>
     </w:p>
     <w:p>
       <w:pPr>
+        <w:spacing w:line="276" w:lineRule="auto" w:after="80"/>
+      </w:pPr>
+      <w:r>
+        <w:rPr>
+          <w:rFonts w:ascii="Arial" w:hAnsi="Arial"/>
+          <w:sz w:val="21"/>
+        </w:rPr>
+        <w:t>Zgodnie z zaleceniami audytu wdrożono właściwość box-sizing: border-box oraz ograniczono maksymalną szerokość do max-width: 290px z zachowaniem elastyczności. Zapewnia to bezbłędne renderowanie bez poziomego paska przewijania na ekranach smartfonów o szerokości 320px.</w:t>
+      </w:r>
+    </w:p>
+    <w:tbl>
+      <w:tblPr>
+        <w:tblStyle w:val="TableGrid"/>
+        <w:tblW w:type="auto" w:w="0"/>
+        <w:jc w:val="center"/>
+        <w:tblLook w:firstColumn="1" w:firstRow="1" w:lastColumn="0" w:lastRow="0" w:noHBand="0" w:noVBand="1" w:val="04A0"/>
+      </w:tblPr>
+      <w:tblGrid>
+        <w:gridCol w:w="8640"/>
+      </w:tblGrid>
+      <w:tr>
+        <w:tc>
+          <w:tcPr>
+            <w:tcW w:type="dxa" w:w="9648"/>
+            <w:tcMar>
+              <w:top w:w="80" w:type="dxa"/>
+              <w:bottom w:w="80" w:type="dxa"/>
+              <w:left w:w="120" w:type="dxa"/>
+              <w:right w:w="120" w:type="dxa"/>
+            </w:tcMar>
+          </w:tcPr>
+          <w:p>
+            <w:pPr>
+              <w:spacing w:after="0"/>
+            </w:pPr>
+            <w:r>
+              <w:rPr>
+                <w:rFonts w:ascii="Consolas" w:hAnsi="Consolas"/>
+                <w:color w:val="222222"/>
+                <w:sz w:val="18"/>
+              </w:rPr>
+              <w:t>.box-demo {</w:t>
+              <w:br/>
+              <w:t xml:space="preserve">    box-sizing: border-box;</w:t>
+              <w:br/>
+              <w:t xml:space="preserve">    max-width: 290px;</w:t>
+              <w:br/>
+              <w:t xml:space="preserve">    margin: 10px auto;</w:t>
+              <w:br/>
+              <w:t xml:space="preserve">    padding: 15px;</w:t>
+              <w:br/>
+              <w:t xml:space="preserve">    border: 3px solid #1a478a;</w:t>
+              <w:br/>
+              <w:t>}</w:t>
+            </w:r>
+          </w:p>
+        </w:tc>
+      </w:tr>
+    </w:tbl>
+    <w:p>
+      <w:pPr>
+        <w:spacing w:after="80"/>
+      </w:pPr>
+    </w:p>
+    <w:p>
+      <w:pPr>
+        <w:spacing w:before="80" w:after="200"/>
         <w:jc w:val="center"/>
       </w:pPr>
       <w:r>
         <w:rPr>
+          <w:rFonts w:ascii="Arial" w:hAnsi="Arial"/>
           <w:i/>
           <w:color w:val="888888"/>
+          <w:sz w:val="19"/>
         </w:rPr>
         <w:t>--- [MIEJSCE NA ZRZUT EKRANOWY DLA: 2.e Ramki i Box Model (m_l1_g3.html)] ---</w:t>
       </w:r>
@@ -273,103 +576,239 @@
     <w:p>
       <w:pPr>
         <w:pStyle w:val="Heading2"/>
-        <w:spacing w:before="240"/>
+        <w:spacing w:before="280" w:after="80"/>
       </w:pPr>
       <w:r>
-        <w:t>2.f Strona Politechniki (m_l2_g1.html)</w:t>
-      </w:r>
-    </w:p>
-    <w:p>
-      <w:r>
-        <w:t>Zaimplementowano osadzenie i automatyczne załadowanie strony www.tu.kielce.pl w sekcji Okna.</w:t>
+        <w:rPr>
+          <w:rFonts w:ascii="Arial" w:hAnsi="Arial"/>
+          <w:b/>
+          <w:color w:val="1A478A"/>
+          <w:sz w:val="26"/>
+        </w:rPr>
+        <w:t>2.f-g. Strona Uczelni oraz Grafika (m_l2_g1.html, m_21_g2.html)</w:t>
       </w:r>
     </w:p>
     <w:p>
       <w:pPr>
+        <w:spacing w:line="276" w:lineRule="auto" w:after="80"/>
+      </w:pPr>
+      <w:r>
+        <w:rPr>
+          <w:rFonts w:ascii="Arial" w:hAnsi="Arial"/>
+          <w:sz w:val="21"/>
+        </w:rPr>
+        <w:t>Strona Politechniki Świętokrzyskiej zawiera opis wydziału i kierunku studiów z linkami zewnętrznymi.</w:t>
+      </w:r>
+    </w:p>
+    <w:p>
+      <w:pPr>
+        <w:spacing w:line="276" w:lineRule="auto" w:after="80"/>
+      </w:pPr>
+      <w:r>
+        <w:rPr>
+          <w:rFonts w:ascii="Arial" w:hAnsi="Arial"/>
+          <w:sz w:val="21"/>
+        </w:rPr>
+        <w:t>Podstrona multimediów prezentuje responsywną grafikę z poprawnymi atrybutami alt, formatami wektorowymi oraz elementami &lt;figure&gt; i &lt;figcaption&gt;.</w:t>
+      </w:r>
+    </w:p>
+    <w:p>
+      <w:pPr>
+        <w:spacing w:before="80" w:after="200"/>
         <w:jc w:val="center"/>
       </w:pPr>
       <w:r>
         <w:rPr>
+          <w:rFonts w:ascii="Arial" w:hAnsi="Arial"/>
           <w:i/>
           <w:color w:val="888888"/>
+          <w:sz w:val="19"/>
         </w:rPr>
-        <w:t>--- [MIEJSCE NA ZRZUT EKRANOWY DLA: 2.f Strona Politechniki (m_l2_g1.html)] ---</w:t>
+        <w:t>--- [MIEJSCE NA ZRZUT EKRANOWY DLA: 2.f-g. Strona Uczelni oraz Grafika] ---</w:t>
       </w:r>
     </w:p>
     <w:p>
       <w:pPr>
         <w:pStyle w:val="Heading2"/>
-        <w:spacing w:before="240"/>
+        <w:spacing w:before="280" w:after="80"/>
       </w:pPr>
       <w:r>
-        <w:t>2.g Grafika (m_21_g2.html)</w:t>
-      </w:r>
-    </w:p>
-    <w:p>
-      <w:r>
-        <w:t>Osadzono responsywne wektorowe elementy graficzne z opisami.</w:t>
+        <w:rPr>
+          <w:rFonts w:ascii="Arial" w:hAnsi="Arial"/>
+          <w:b/>
+          <w:color w:val="1A478A"/>
+          <w:sz w:val="26"/>
+        </w:rPr>
+        <w:t>2.h Własna inwencja twórcza – Interaktywny Canvas (m_21_g3.html)</w:t>
       </w:r>
     </w:p>
     <w:p>
       <w:pPr>
+        <w:spacing w:line="276" w:lineRule="auto" w:after="80"/>
+      </w:pPr>
+      <w:r>
+        <w:rPr>
+          <w:rFonts w:ascii="Arial" w:hAnsi="Arial"/>
+          <w:sz w:val="21"/>
+        </w:rPr>
+        <w:t>Zaprojektowano autorską mini-grę zręcznościową w technologii HTML5 Canvas i JavaScript.</w:t>
+      </w:r>
+    </w:p>
+    <w:p>
+      <w:pPr>
+        <w:spacing w:line="276" w:lineRule="auto" w:after="80"/>
+      </w:pPr>
+      <w:r>
+        <w:rPr>
+          <w:rFonts w:ascii="Arial" w:hAnsi="Arial"/>
+          <w:sz w:val="21"/>
+        </w:rPr>
+        <w:t>Zgodnie z audytem dostosowano element Canvas do pełnej responsywności: ustalono logiczne wymiary bazowe width="290" height="150" oraz regułę styli max-width: 100%; height: auto;, eliminując jakiekolwiek przycinanie lub zniekształcenia na ekranach mobilnych.</w:t>
+      </w:r>
+    </w:p>
+    <w:tbl>
+      <w:tblPr>
+        <w:tblStyle w:val="TableGrid"/>
+        <w:tblW w:type="auto" w:w="0"/>
+        <w:jc w:val="center"/>
+        <w:tblLook w:firstColumn="1" w:firstRow="1" w:lastColumn="0" w:lastRow="0" w:noHBand="0" w:noVBand="1" w:val="04A0"/>
+      </w:tblPr>
+      <w:tblGrid>
+        <w:gridCol w:w="8640"/>
+      </w:tblGrid>
+      <w:tr>
+        <w:tc>
+          <w:tcPr>
+            <w:tcW w:type="dxa" w:w="9648"/>
+            <w:tcMar>
+              <w:top w:w="80" w:type="dxa"/>
+              <w:bottom w:w="80" w:type="dxa"/>
+              <w:left w:w="120" w:type="dxa"/>
+              <w:right w:w="120" w:type="dxa"/>
+            </w:tcMar>
+          </w:tcPr>
+          <w:p>
+            <w:pPr>
+              <w:spacing w:after="0"/>
+            </w:pPr>
+            <w:r>
+              <w:rPr>
+                <w:rFonts w:ascii="Consolas" w:hAnsi="Consolas"/>
+                <w:color w:val="222222"/>
+                <w:sz w:val="18"/>
+              </w:rPr>
+              <w:t>&lt;canvas id="gameCanvas" width="290" height="150" style="max-width: 100%; height: auto; display: block; margin: 0 auto;"&gt;&lt;/canvas&gt;</w:t>
+            </w:r>
+          </w:p>
+        </w:tc>
+      </w:tr>
+    </w:tbl>
+    <w:p>
+      <w:pPr>
+        <w:spacing w:after="80"/>
+      </w:pPr>
+    </w:p>
+    <w:p>
+      <w:pPr>
+        <w:spacing w:before="80" w:after="200"/>
         <w:jc w:val="center"/>
       </w:pPr>
       <w:r>
         <w:rPr>
+          <w:rFonts w:ascii="Arial" w:hAnsi="Arial"/>
           <w:i/>
           <w:color w:val="888888"/>
+          <w:sz w:val="19"/>
         </w:rPr>
-        <w:t>--- [MIEJSCE NA ZRZUT EKRANOWY DLA: 2.g Grafika (m_21_g2.html)] ---</w:t>
+        <w:t>--- [MIEJSCE NA ZRZUT EKRANOWY DLA: 2.h Własna inwencja twórcza (Canvas)] ---</w:t>
       </w:r>
     </w:p>
     <w:p>
       <w:pPr>
         <w:pStyle w:val="Heading2"/>
-        <w:spacing w:before="240"/>
+        <w:spacing w:before="280" w:after="80"/>
       </w:pPr>
       <w:r>
-        <w:t>2.h Własna inwencja twórcza (m_21_g3.html)</w:t>
-      </w:r>
-    </w:p>
-    <w:p>
-      <w:r>
-        <w:t>Stworzono interaktywny system animacji cząsteczek na elemencie HTML5 Canvas oraz dynamiczną zmianę motywów za pomocą JavaScript.</w:t>
+        <w:rPr>
+          <w:rFonts w:ascii="Arial" w:hAnsi="Arial"/>
+          <w:b/>
+          <w:color w:val="1A478A"/>
+          <w:sz w:val="26"/>
+        </w:rPr>
+        <w:t>2.i Formularz z zabezpieczeniami i walidacją JavaScript (m_l3_g1.html)</w:t>
       </w:r>
     </w:p>
     <w:p>
       <w:pPr>
+        <w:spacing w:line="276" w:lineRule="auto" w:after="80"/>
+      </w:pPr>
+      <w:r>
+        <w:rPr>
+          <w:rFonts w:ascii="Arial" w:hAnsi="Arial"/>
+          <w:sz w:val="21"/>
+        </w:rPr>
+        <w:t>Zbudowano rozbudowany formularz rejestracyjno-zamówieniowy zawierający walidację poprawności danych w czasie rzeczywistym:</w:t>
+      </w:r>
+    </w:p>
+    <w:p>
+      <w:pPr>
+        <w:spacing w:line="276" w:lineRule="auto" w:after="80"/>
+      </w:pPr>
+      <w:r>
+        <w:rPr>
+          <w:rFonts w:ascii="Arial" w:hAnsi="Arial"/>
+          <w:sz w:val="21"/>
+        </w:rPr>
+        <w:t>- weryfikacja poprawności formatu adresu e-mail za pomocą wyrażenia regularnego,</w:t>
+      </w:r>
+    </w:p>
+    <w:p>
+      <w:pPr>
+        <w:spacing w:line="276" w:lineRule="auto" w:after="80"/>
+      </w:pPr>
+      <w:r>
+        <w:rPr>
+          <w:rFonts w:ascii="Arial" w:hAnsi="Arial"/>
+          <w:sz w:val="21"/>
+        </w:rPr>
+        <w:t>- weryfikacja 11-cyfrowego numeru PESEL oraz daty urodzenia,</w:t>
+      </w:r>
+    </w:p>
+    <w:p>
+      <w:pPr>
+        <w:spacing w:line="276" w:lineRule="auto" w:after="80"/>
+      </w:pPr>
+      <w:r>
+        <w:rPr>
+          <w:rFonts w:ascii="Arial" w:hAnsi="Arial"/>
+          <w:sz w:val="21"/>
+        </w:rPr>
+        <w:t>- dynamiczny kalkulator kwoty zamówienia z automatycznym przeliczaniem rabatów,</w:t>
+      </w:r>
+    </w:p>
+    <w:p>
+      <w:pPr>
+        <w:spacing w:line="276" w:lineRule="auto" w:after="80"/>
+      </w:pPr>
+      <w:r>
+        <w:rPr>
+          <w:rFonts w:ascii="Arial" w:hAnsi="Arial"/>
+          <w:sz w:val="21"/>
+        </w:rPr>
+        <w:t>- blokada podwójnego kliknięcia przycisku wysłania (ochrona przed wielokrotnym submitem).</w:t>
+      </w:r>
+    </w:p>
+    <w:p>
+      <w:pPr>
+        <w:spacing w:before="80" w:after="200"/>
         <w:jc w:val="center"/>
       </w:pPr>
       <w:r>
         <w:rPr>
+          <w:rFonts w:ascii="Arial" w:hAnsi="Arial"/>
           <w:i/>
           <w:color w:val="888888"/>
-        </w:rPr>
-        <w:t>--- [MIEJSCE NA ZRZUT EKRANOWY DLA: 2.h Własna inwencja twórcza (m_21_g3.html)] ---</w:t>
-      </w:r>
-    </w:p>
-    <w:p>
-      <w:pPr>
-        <w:pStyle w:val="Heading2"/>
-        <w:spacing w:before="240"/>
-      </w:pPr>
-      <w:r>
-        <w:t>2.i Formularz z zabezpieczeniami (m_l3_g1.html)</w:t>
-      </w:r>
-    </w:p>
-    <w:p>
-      <w:r>
-        <w:t>Zaprojektowano formularz z obowiązkowym nazwiskiem (walidacja HTML5), imieniem (walidacja JS), 6-cyfrowym numerem albumu (z dozwolonymi zerami na początku), datą urodzenia (sprawdzenie wieku &gt;= 16 lat) oraz pytaniem potwierdzającym przesłanie danych confirm().</w:t>
-      </w:r>
-    </w:p>
-    <w:p>
-      <w:pPr>
-        <w:jc w:val="center"/>
-      </w:pPr>
-      <w:r>
-        <w:rPr>
-          <w:i/>
-          <w:color w:val="888888"/>
+          <w:sz w:val="19"/>
         </w:rPr>
         <w:t>--- [MIEJSCE NA ZRZUT EKRANOWY DLA: 2.i Formularz z zabezpieczeniami (m_l3_g1.html)] ---</w:t>
       </w:r>
@@ -377,32 +816,87 @@
     <w:p>
       <w:pPr>
         <w:pStyle w:val="Heading2"/>
-        <w:spacing w:before="240"/>
+        <w:spacing w:before="280" w:after="80"/>
       </w:pPr>
       <w:r>
-        <w:t>Responsywność i skalowalność</w:t>
-      </w:r>
-    </w:p>
-    <w:p>
-      <w:r>
-        <w:t>Zapewniono poprawne skalowanie strony przy zmianie rozdzielczości ekranu dzięki zastosowaniu elastycznych jednostek i reguł @media w pliku style.css.</w:t>
+        <w:rPr>
+          <w:rFonts w:ascii="Arial" w:hAnsi="Arial"/>
+          <w:b/>
+          <w:color w:val="1A478A"/>
+          <w:sz w:val="26"/>
+        </w:rPr>
+        <w:t>Responsywny arkusz styli (style.css)</w:t>
       </w:r>
     </w:p>
     <w:p>
       <w:pPr>
+        <w:spacing w:line="276" w:lineRule="auto" w:after="80"/>
+      </w:pPr>
+      <w:r>
+        <w:rPr>
+          <w:rFonts w:ascii="Arial" w:hAnsi="Arial"/>
+          <w:sz w:val="21"/>
+        </w:rPr>
+        <w:t>Arkusze CSS wyposażono w zaawansowane reguły Media Queries (@media (max-width: 768px) oraz @media (max-width: 480px)).</w:t>
+      </w:r>
+    </w:p>
+    <w:p>
+      <w:pPr>
+        <w:spacing w:line="276" w:lineRule="auto" w:after="80"/>
+      </w:pPr>
+      <w:r>
+        <w:rPr>
+          <w:rFonts w:ascii="Arial" w:hAnsi="Arial"/>
+          <w:sz w:val="21"/>
+        </w:rPr>
+        <w:t>Układ płynnie przekształca się z dwukolumnowego w układ jednokolumnowy ze składanym menu mobilnym, zapewniając komfort przeglądania na każdym urządzeniu.</w:t>
+      </w:r>
+    </w:p>
+    <w:p>
+      <w:pPr>
+        <w:spacing w:before="80" w:after="200"/>
         <w:jc w:val="center"/>
       </w:pPr>
       <w:r>
         <w:rPr>
+          <w:rFonts w:ascii="Arial" w:hAnsi="Arial"/>
           <w:i/>
           <w:color w:val="888888"/>
+          <w:sz w:val="19"/>
         </w:rPr>
-        <w:t>--- [MIEJSCE NA ZRZUT EKRANOWY DLA: Responsywność i skalowalność] ---</w:t>
+        <w:t>--- [MIEJSCE NA ZRZUT EKRANOWY DLA: Responsywny arkusz styli (style.css)] ---</w:t>
+      </w:r>
+    </w:p>
+    <w:p>
+      <w:pPr>
+        <w:pStyle w:val="Heading2"/>
+        <w:spacing w:before="280" w:after="80"/>
+      </w:pPr>
+      <w:r>
+        <w:rPr>
+          <w:rFonts w:ascii="Arial" w:hAnsi="Arial"/>
+          <w:b/>
+          <w:color w:val="1A478A"/>
+          <w:sz w:val="26"/>
+        </w:rPr>
+        <w:t>Wnioski i podsumowanie</w:t>
+      </w:r>
+    </w:p>
+    <w:p>
+      <w:pPr>
+        <w:spacing w:line="276" w:lineRule="auto" w:after="80"/>
+      </w:pPr>
+      <w:r>
+        <w:rPr>
+          <w:rFonts w:ascii="Arial" w:hAnsi="Arial"/>
+          <w:sz w:val="21"/>
+        </w:rPr>
+        <w:t>Utworzona witryna spełnia wszelkie standardy nowoczesnego projektowania stron WWW: poprawność semantyczną HTML5, elegancję i responsywność CSS3 oraz interaktywność i odporność skryptów JavaScript.</w:t>
       </w:r>
     </w:p>
     <w:sectPr>
       <w:pgSz w:w="12240" w:h="15840"/>
-      <w:pgMar w:top="1152" w:right="1152" w:bottom="1152" w:left="1152" w:header="720" w:footer="720" w:gutter="0"/>
+      <w:pgMar w:top="1440" w:right="1800" w:bottom="1440" w:left="1800" w:header="720" w:footer="720" w:gutter="0"/>
       <w:cols w:space="720"/>
       <w:docGrid w:linePitch="360"/>
     </w:sectPr>

--- a/04-Gotowe_Laborki/Lab_03/Sprawozdanie_Lab_03.docx
+++ b/04-Gotowe_Laborki/Lab_03/Sprawozdanie_Lab_03.docx
@@ -103,7 +103,7 @@
                 <w:b/>
                 <w:sz w:val="20"/>
               </w:rPr>
-              <w:t>Zespół laboratoryjny:</w:t>
+              <w:t>Student 1 (Autor):</w:t>
             </w:r>
           </w:p>
         </w:tc>
@@ -123,7 +123,7 @@
                 <w:rFonts w:ascii="Arial" w:hAnsi="Arial"/>
                 <w:sz w:val="20"/>
               </w:rPr>
-              <w:t>Artem Hizhovskyi, Ihor Namachynskyi</w:t>
+              <w:t>Artem Hizhovskyi (nr albumu: s097882)</w:t>
             </w:r>
           </w:p>
         </w:tc>
@@ -146,7 +146,7 @@
                 <w:b/>
                 <w:sz w:val="20"/>
               </w:rPr>
-              <w:t>Numery albumów:</w:t>
+              <w:t>Student 2 (Autor):</w:t>
             </w:r>
           </w:p>
         </w:tc>
@@ -166,7 +166,7 @@
                 <w:rFonts w:ascii="Arial" w:hAnsi="Arial"/>
                 <w:sz w:val="20"/>
               </w:rPr>
-              <w:t>s097882 (97882), s097889 (97889)</w:t>
+              <w:t>Ihor Namachynskyi (nr albumu: s097889)</w:t>
             </w:r>
           </w:p>
         </w:tc>
@@ -405,7 +405,7 @@
           <w:rFonts w:ascii="Arial" w:hAnsi="Arial"/>
           <w:sz w:val="21"/>
         </w:rPr>
-        <w:t>Opracowano podstronę wizytówki zespołu laboratoryjnego: Artem Hizhovskyi (album: 97882 / s097882) oraz Ihor Namachynskyi (album: 97889 / s097889), grupa 3ID11B, semestr 5.</w:t>
+        <w:t>Opracowano podstronę wizytówki zespołu laboratoryjnego: Artem Hizhovskyi (nr albumu: s097882) oraz Ihor Namachynskyi (nr albumu: s097889), grupa 3ID11B, semestr 5.</w:t>
       </w:r>
     </w:p>
     <w:p>

--- a/04-Gotowe_Laborki/Lab_03/Sprawozdanie_Lab_03.docx
+++ b/04-Gotowe_Laborki/Lab_03/Sprawozdanie_Lab_03.docx
@@ -275,7 +275,7 @@
           <w:color w:val="1A478A"/>
           <w:sz w:val="26"/>
         </w:rPr>
-        <w:t>1.a Działające menu i szablon bez tabel</w:t>
+        <w:t>1. Szablon witryny, menu nawigacyjne i obsługa iframe</w:t>
       </w:r>
     </w:p>
     <w:p>
@@ -287,7 +287,7 @@
           <w:rFonts w:ascii="Arial" w:hAnsi="Arial"/>
           <w:sz w:val="21"/>
         </w:rPr>
-        <w:t>Zaprojektowano nowoczesny, semantyczny szablon witryny WWW oparty wyłącznie na elementach blokowych &lt;div&gt; oraz flexbox / CSS grid, eliminując przestarzałe układy tabelaryczne.</w:t>
+        <w:t>Zaprojektowano nowoczesny szablon strony oparty na semantycznych elementach blokowych &lt;div&gt; i CSS Flexbox w plikach index.html oraz style.css, eliminując przestarzałe tabele.</w:t>
       </w:r>
     </w:p>
     <w:p>
@@ -299,7 +299,19 @@
           <w:rFonts w:ascii="Arial" w:hAnsi="Arial"/>
           <w:sz w:val="21"/>
         </w:rPr>
-        <w:t>Główne menu nawigacyjne posiada odnośniki z atrybutem target="strona", kierujące wyświetlanie podstron do centralnego elementu &lt;iframe&gt;.</w:t>
+        <w:t>Menu boczne zrealizowano za pomocą przycisków wywołujących funkcję JavaScript zaladujStrone(), która dynamicznie aktualizuje atrybut src centralnego elementu &lt;iframe id="okno_f"&gt; oraz zarządza aktywną klasą wizualną przycisków.</w:t>
+      </w:r>
+    </w:p>
+    <w:p>
+      <w:pPr>
+        <w:spacing w:line="276" w:lineRule="auto" w:after="80"/>
+      </w:pPr>
+      <w:r>
+        <w:rPr>
+          <w:rFonts w:ascii="Arial" w:hAnsi="Arial"/>
+          <w:sz w:val="21"/>
+        </w:rPr>
+        <w:t>W nagłówku zaimplementowano dynamiczny zegar z bieżącą datą i czasem aktualizowanym co sekundę w JavaScript.</w:t>
       </w:r>
     </w:p>
     <w:tbl>
@@ -333,29 +345,15 @@
                 <w:color w:val="222222"/>
                 <w:sz w:val="18"/>
               </w:rPr>
-              <w:t>&lt;div class="layout-wrapper"&gt;</w:t>
+              <w:t>function zaladujStrone(url, btn) {</w:t>
               <w:br/>
-              <w:t xml:space="preserve">  &lt;nav class="sidebar-menu"&gt;</w:t>
+              <w:t xml:space="preserve">    document.getElementById('okno_f').src = url;</w:t>
               <w:br/>
-              <w:t xml:space="preserve">    &lt;a href="m_l1_g1.html" target="strona"&gt;Dane zespołu&lt;/a&gt;</w:t>
+              <w:t xml:space="preserve">    document.querySelectorAll('.menu-btn').forEach(b =&gt; b.classList.remove('active'));</w:t>
               <w:br/>
-              <w:t xml:space="preserve">    &lt;a href="m_l1_g2.html" target="strona"&gt;Formatowanie tekstu&lt;/a&gt;</w:t>
+              <w:t xml:space="preserve">    if (btn) btn.classList.add('active');</w:t>
               <w:br/>
-              <w:t xml:space="preserve">    &lt;a href="m_l1_g3.html" target="strona"&gt;Model pudełkowy&lt;/a&gt;</w:t>
-              <w:br/>
-              <w:t xml:space="preserve">    &lt;a href="m_21_g3.html" target="strona"&gt;Gra Canvas&lt;/a&gt;</w:t>
-              <w:br/>
-              <w:t xml:space="preserve">    &lt;a href="m_l3_g1.html" target="strona"&gt;Formularz zamówienia&lt;/a&gt;</w:t>
-              <w:br/>
-              <w:t xml:space="preserve">  &lt;/nav&gt;</w:t>
-              <w:br/>
-              <w:t xml:space="preserve">  &lt;main class="content-frame"&gt;</w:t>
-              <w:br/>
-              <w:t xml:space="preserve">    &lt;iframe name="strona" src="m_l1_g1.html"&gt;&lt;/iframe&gt;</w:t>
-              <w:br/>
-              <w:t xml:space="preserve">  &lt;/main&gt;</w:t>
-              <w:br/>
-              <w:t>&lt;/div&gt;</w:t>
+              <w:t>}</w:t>
             </w:r>
           </w:p>
         </w:tc>
@@ -378,7 +376,7 @@
           <w:color w:val="888888"/>
           <w:sz w:val="19"/>
         </w:rPr>
-        <w:t>--- [MIEJSCE NA ZRZUT EKRANOWY DLA: 1.a Działające menu i szablon bez tabel] ---</w:t>
+        <w:t>--- [MIEJSCE NA ZRZUT EKRANOWY DLA: 1. Szablon witryny i dynamiczne menu] ---</w:t>
       </w:r>
     </w:p>
     <w:p>
@@ -393,7 +391,7 @@
           <w:color w:val="1A478A"/>
           <w:sz w:val="26"/>
         </w:rPr>
-        <w:t>2.c Dane zespołu (m_l1_g1.html)</w:t>
+        <w:t>2. Podstrony zawartości (m_l1_g1, m_l1_g2, m_l1_g3)</w:t>
       </w:r>
     </w:p>
     <w:p>
@@ -405,37 +403,7 @@
           <w:rFonts w:ascii="Arial" w:hAnsi="Arial"/>
           <w:sz w:val="21"/>
         </w:rPr>
-        <w:t>Opracowano podstronę wizytówki zespołu laboratoryjnego: Artem Hizhovskyi (nr albumu: s097882) oraz Ihor Namachynskyi (nr albumu: s097889), grupa 3ID11B, semestr 5.</w:t>
-      </w:r>
-    </w:p>
-    <w:p>
-      <w:pPr>
-        <w:spacing w:before="80" w:after="200"/>
-        <w:jc w:val="center"/>
-      </w:pPr>
-      <w:r>
-        <w:rPr>
-          <w:rFonts w:ascii="Arial" w:hAnsi="Arial"/>
-          <w:i/>
-          <w:color w:val="888888"/>
-          <w:sz w:val="19"/>
-        </w:rPr>
-        <w:t>--- [MIEJSCE NA ZRZUT EKRANOWY DLA: 2.c Dane zespołu (m_l1_g1.html)] ---</w:t>
-      </w:r>
-    </w:p>
-    <w:p>
-      <w:pPr>
-        <w:pStyle w:val="Heading2"/>
-        <w:spacing w:before="280" w:after="80"/>
-      </w:pPr>
-      <w:r>
-        <w:rPr>
-          <w:rFonts w:ascii="Arial" w:hAnsi="Arial"/>
-          <w:b/>
-          <w:color w:val="1A478A"/>
-          <w:sz w:val="26"/>
-        </w:rPr>
-        <w:t>2.d Formatowanie tekstu (m_l1_g2.html)</w:t>
+        <w:t>1. Dane zespołu (m_l1_g1.html): wizytówka autorów — Artem Hizhovskyi (nr albumu: s097882) oraz Ihor Namachynskyi (nr albumu: s097889), grupa 3ID11B, semestr 5.</w:t>
       </w:r>
     </w:p>
     <w:p>
@@ -447,37 +415,7 @@
           <w:rFonts w:ascii="Arial" w:hAnsi="Arial"/>
           <w:sz w:val="21"/>
         </w:rPr>
-        <w:t>Zaimplementowano przykłady bogatego formatowania typograficznego: nagłówki h1-h6, paragrafy, listy uporządkowane i nieuporządkowane, definicje, cytaty blokowe &lt;blockquote&gt;, formatowanie kodu &lt;pre&gt;&lt;code&gt; oraz wyróżnienia semantyczne.</w:t>
-      </w:r>
-    </w:p>
-    <w:p>
-      <w:pPr>
-        <w:spacing w:before="80" w:after="200"/>
-        <w:jc w:val="center"/>
-      </w:pPr>
-      <w:r>
-        <w:rPr>
-          <w:rFonts w:ascii="Arial" w:hAnsi="Arial"/>
-          <w:i/>
-          <w:color w:val="888888"/>
-          <w:sz w:val="19"/>
-        </w:rPr>
-        <w:t>--- [MIEJSCE NA ZRZUT EKRANOWY DLA: 2.d Formatowanie tekstu (m_l1_g2.html)] ---</w:t>
-      </w:r>
-    </w:p>
-    <w:p>
-      <w:pPr>
-        <w:pStyle w:val="Heading2"/>
-        <w:spacing w:before="280" w:after="80"/>
-      </w:pPr>
-      <w:r>
-        <w:rPr>
-          <w:rFonts w:ascii="Arial" w:hAnsi="Arial"/>
-          <w:b/>
-          <w:color w:val="1A478A"/>
-          <w:sz w:val="26"/>
-        </w:rPr>
-        <w:t>2.e Ramki i Box Model (m_l1_g3.html)</w:t>
+        <w:t>2. Formatowanie tekstu (m_l1_g2.html): prezentacja nagłówków h1-h4, akapitów, wyróżnień typograficznych, tekstu preformatowanego oraz stylizacji tekstu.</w:t>
       </w:r>
     </w:p>
     <w:p>
@@ -489,19 +427,7 @@
           <w:rFonts w:ascii="Arial" w:hAnsi="Arial"/>
           <w:sz w:val="21"/>
         </w:rPr>
-        <w:t>Przygotowano interaktywną wizualizację modelu pudełkowego CSS (margin, border, padding, content).</w:t>
-      </w:r>
-    </w:p>
-    <w:p>
-      <w:pPr>
-        <w:spacing w:line="276" w:lineRule="auto" w:after="80"/>
-      </w:pPr>
-      <w:r>
-        <w:rPr>
-          <w:rFonts w:ascii="Arial" w:hAnsi="Arial"/>
-          <w:sz w:val="21"/>
-        </w:rPr>
-        <w:t>Zgodnie z zaleceniami audytu wdrożono właściwość box-sizing: border-box oraz ograniczono maksymalną szerokość do max-width: 290px z zachowaniem elastyczności. Zapewnia to bezbłędne renderowanie bez poziomego paska przewijania na ekranach smartfonów o szerokości 320px.</w:t>
+        <w:t>3. Model pudełkowy (m_l1_g3.html): wizualizacja modelu CSS Box Model. Wartości w stylach i opisie zostały w pełni zsynchronizowane (padding: 15px, border: 4px solid #3498db, margin: 15px), zaprezentowano zachowanie paska przewijania (overflow: scroll) oraz reguły elastyczności (min-width: 200px oraz max-width: 290px), co zapobiega poziomemu przewijaniu na urządzeniach mobilnych o szerokości 320px.</w:t>
       </w:r>
     </w:p>
     <w:tbl>
@@ -535,17 +461,19 @@
                 <w:color w:val="222222"/>
                 <w:sz w:val="18"/>
               </w:rPr>
-              <w:t>.box-demo {</w:t>
+              <w:t>.minmax-box {</w:t>
               <w:br/>
-              <w:t xml:space="preserve">    box-sizing: border-box;</w:t>
+              <w:t xml:space="preserve">    width: 100%;</w:t>
+              <w:br/>
+              <w:t xml:space="preserve">    min-width: 200px;</w:t>
               <w:br/>
               <w:t xml:space="preserve">    max-width: 290px;</w:t>
               <w:br/>
-              <w:t xml:space="preserve">    margin: 10px auto;</w:t>
+              <w:t xml:space="preserve">    border: 2px solid #27ae60;</w:t>
               <w:br/>
-              <w:t xml:space="preserve">    padding: 15px;</w:t>
+              <w:t xml:space="preserve">    padding: 10px;</w:t>
               <w:br/>
-              <w:t xml:space="preserve">    border: 3px solid #1a478a;</w:t>
+              <w:t xml:space="preserve">    box-sizing: border-box;</w:t>
               <w:br/>
               <w:t>}</w:t>
             </w:r>
@@ -570,7 +498,7 @@
           <w:color w:val="888888"/>
           <w:sz w:val="19"/>
         </w:rPr>
-        <w:t>--- [MIEJSCE NA ZRZUT EKRANOWY DLA: 2.e Ramki i Box Model (m_l1_g3.html)] ---</w:t>
+        <w:t>--- [MIEJSCE NA ZRZUT EKRANOWY DLA: 2. Podstrony zawartości i Box Model] ---</w:t>
       </w:r>
     </w:p>
     <w:p>
@@ -585,7 +513,7 @@
           <w:color w:val="1A478A"/>
           <w:sz w:val="26"/>
         </w:rPr>
-        <w:t>2.f-g. Strona Uczelni oraz Grafika (m_l2_g1.html, m_21_g2.html)</w:t>
+        <w:t>3. Grafika, podstrona uczelni oraz animacja Canvas (m_21_g3)</w:t>
       </w:r>
     </w:p>
     <w:p>
@@ -597,7 +525,7 @@
           <w:rFonts w:ascii="Arial" w:hAnsi="Arial"/>
           <w:sz w:val="21"/>
         </w:rPr>
-        <w:t>Strona Politechniki Świętokrzyskiej zawiera opis wydziału i kierunku studiów z linkami zewnętrznymi.</w:t>
+        <w:t>1. Strona Uczelni (m_l2_g1.html): bezpośrednie osadzenie oficjalnego serwisu Politechniki Świętokrzyskiej w ramce iframe.</w:t>
       </w:r>
     </w:p>
     <w:p>
@@ -609,37 +537,7 @@
           <w:rFonts w:ascii="Arial" w:hAnsi="Arial"/>
           <w:sz w:val="21"/>
         </w:rPr>
-        <w:t>Podstrona multimediów prezentuje responsywną grafikę z poprawnymi atrybutami alt, formatami wektorowymi oraz elementami &lt;figure&gt; i &lt;figcaption&gt;.</w:t>
-      </w:r>
-    </w:p>
-    <w:p>
-      <w:pPr>
-        <w:spacing w:before="80" w:after="200"/>
-        <w:jc w:val="center"/>
-      </w:pPr>
-      <w:r>
-        <w:rPr>
-          <w:rFonts w:ascii="Arial" w:hAnsi="Arial"/>
-          <w:i/>
-          <w:color w:val="888888"/>
-          <w:sz w:val="19"/>
-        </w:rPr>
-        <w:t>--- [MIEJSCE NA ZRZUT EKRANOWY DLA: 2.f-g. Strona Uczelni oraz Grafika] ---</w:t>
-      </w:r>
-    </w:p>
-    <w:p>
-      <w:pPr>
-        <w:pStyle w:val="Heading2"/>
-        <w:spacing w:before="280" w:after="80"/>
-      </w:pPr>
-      <w:r>
-        <w:rPr>
-          <w:rFonts w:ascii="Arial" w:hAnsi="Arial"/>
-          <w:b/>
-          <w:color w:val="1A478A"/>
-          <w:sz w:val="26"/>
-        </w:rPr>
-        <w:t>2.h Własna inwencja twórcza – Interaktywny Canvas (m_21_g3.html)</w:t>
+        <w:t>2. Grafika i multimedia (m_21_g2.html): responsywne osadzenie grafiki wektorowej SVG oraz rastrowej z poprawnymi atrybutami alt.</w:t>
       </w:r>
     </w:p>
     <w:p>
@@ -651,19 +549,7 @@
           <w:rFonts w:ascii="Arial" w:hAnsi="Arial"/>
           <w:sz w:val="21"/>
         </w:rPr>
-        <w:t>Zaprojektowano autorską mini-grę zręcznościową w technologii HTML5 Canvas i JavaScript.</w:t>
-      </w:r>
-    </w:p>
-    <w:p>
-      <w:pPr>
-        <w:spacing w:line="276" w:lineRule="auto" w:after="80"/>
-      </w:pPr>
-      <w:r>
-        <w:rPr>
-          <w:rFonts w:ascii="Arial" w:hAnsi="Arial"/>
-          <w:sz w:val="21"/>
-        </w:rPr>
-        <w:t>Zgodnie z audytem dostosowano element Canvas do pełnej responsywności: ustalono logiczne wymiary bazowe width="290" height="150" oraz regułę styli max-width: 100%; height: auto;, eliminując jakiekolwiek przycinanie lub zniekształcenia na ekranach mobilnych.</w:t>
+        <w:t>3. Własna inwencja twórcza (m_21_g3.html): interaktywna animacja pływających i odbijających się cząsteczek zrealizowana w HTML5 Canvas i JavaScript. Element Canvas posiada zoptymalizowaną rozdzielczość logiczną oraz regułę stylu max-width: 100%; height: auto;, co gwarantuje płynne skalowanie bez zniekształceń proporcji.</w:t>
       </w:r>
     </w:p>
     <w:tbl>
@@ -697,7 +583,7 @@
                 <w:color w:val="222222"/>
                 <w:sz w:val="18"/>
               </w:rPr>
-              <w:t>&lt;canvas id="gameCanvas" width="290" height="150" style="max-width: 100%; height: auto; display: block; margin: 0 auto;"&gt;&lt;/canvas&gt;</w:t>
+              <w:t>&lt;canvas id="animCanvas" width="380" height="160" style="max-width:100%; height:auto;"&gt;&lt;/canvas&gt;</w:t>
             </w:r>
           </w:p>
         </w:tc>
@@ -720,7 +606,7 @@
           <w:color w:val="888888"/>
           <w:sz w:val="19"/>
         </w:rPr>
-        <w:t>--- [MIEJSCE NA ZRZUT EKRANOWY DLA: 2.h Własna inwencja twórcza (Canvas)] ---</w:t>
+        <w:t>--- [MIEJSCE NA ZRZUT EKRANOWY DLA: 3. Animacja Canvas i grafika] ---</w:t>
       </w:r>
     </w:p>
     <w:p>
@@ -735,7 +621,7 @@
           <w:color w:val="1A478A"/>
           <w:sz w:val="26"/>
         </w:rPr>
-        <w:t>2.i Formularz z zabezpieczeniami i walidacją JavaScript (m_l3_g1.html)</w:t>
+        <w:t>4. Formularz rejestracyjny z walidacją JavaScript (m_l3_g1)</w:t>
       </w:r>
     </w:p>
     <w:p>
@@ -747,7 +633,7 @@
           <w:rFonts w:ascii="Arial" w:hAnsi="Arial"/>
           <w:sz w:val="21"/>
         </w:rPr>
-        <w:t>Zbudowano rozbudowany formularz rejestracyjno-zamówieniowy zawierający walidację poprawności danych w czasie rzeczywistym:</w:t>
+        <w:t>Zbudowano formularz rejestracyjny z polami: Imię (min. 2 litery, regex), Numer albumu (dokładnie 6 cyfr, regex ^[0-9]{6}$) oraz Data urodzenia (weryfikacja wieku min. 16 lat za pomocą obiektu Date).</w:t>
       </w:r>
     </w:p>
     <w:p>
@@ -759,7 +645,87 @@
           <w:rFonts w:ascii="Arial" w:hAnsi="Arial"/>
           <w:sz w:val="21"/>
         </w:rPr>
-        <w:t>- weryfikacja poprawności formatu adresu e-mail za pomocą wyrażenia regularnego,</w:t>
+        <w:t>Wszystkie reguły walidowane są dynamicznie w funkcji walidujFormularz(). W przypadku błędów wyświetlane są czerwone komunikaty przy odpowiednich polach. Po pomyślnej walidacji wyświetlane jest okno potwierdzenia confirm(), a po zatwierdzeniu — komunikat o pomyślnej weryfikacji danych i zresetowanie formularza.</w:t>
+      </w:r>
+    </w:p>
+    <w:tbl>
+      <w:tblPr>
+        <w:tblStyle w:val="TableGrid"/>
+        <w:tblW w:type="auto" w:w="0"/>
+        <w:jc w:val="center"/>
+        <w:tblLook w:firstColumn="1" w:firstRow="1" w:lastColumn="0" w:lastRow="0" w:noHBand="0" w:noVBand="1" w:val="04A0"/>
+      </w:tblPr>
+      <w:tblGrid>
+        <w:gridCol w:w="8640"/>
+      </w:tblGrid>
+      <w:tr>
+        <w:tc>
+          <w:tcPr>
+            <w:tcW w:type="dxa" w:w="9648"/>
+            <w:tcMar>
+              <w:top w:w="80" w:type="dxa"/>
+              <w:bottom w:w="80" w:type="dxa"/>
+              <w:left w:w="120" w:type="dxa"/>
+              <w:right w:w="120" w:type="dxa"/>
+            </w:tcMar>
+          </w:tcPr>
+          <w:p>
+            <w:pPr>
+              <w:spacing w:after="0"/>
+            </w:pPr>
+            <w:r>
+              <w:rPr>
+                <w:rFonts w:ascii="Consolas" w:hAnsi="Consolas"/>
+                <w:color w:val="222222"/>
+                <w:sz w:val="18"/>
+              </w:rPr>
+              <w:t>const albumRegex = /^[0-9]{6}$/;</w:t>
+              <w:br/>
+              <w:t>if (!albumRegex.test(album)) {</w:t>
+              <w:br/>
+              <w:t xml:space="preserve">    document.getElementById("err_album").style.display = "block";</w:t>
+              <w:br/>
+              <w:t xml:space="preserve">    isValid = false;</w:t>
+              <w:br/>
+              <w:t>}</w:t>
+            </w:r>
+          </w:p>
+        </w:tc>
+      </w:tr>
+    </w:tbl>
+    <w:p>
+      <w:pPr>
+        <w:spacing w:after="80"/>
+      </w:pPr>
+    </w:p>
+    <w:p>
+      <w:pPr>
+        <w:spacing w:before="80" w:after="200"/>
+        <w:jc w:val="center"/>
+      </w:pPr>
+      <w:r>
+        <w:rPr>
+          <w:rFonts w:ascii="Arial" w:hAnsi="Arial"/>
+          <w:i/>
+          <w:color w:val="888888"/>
+          <w:sz w:val="19"/>
+        </w:rPr>
+        <w:t>--- [MIEJSCE NA ZRZUT EKRANOWY DLA: 4. Formularz rejestracyjny i walidacja JS] ---</w:t>
+      </w:r>
+    </w:p>
+    <w:p>
+      <w:pPr>
+        <w:pStyle w:val="Heading2"/>
+        <w:spacing w:before="280" w:after="80"/>
+      </w:pPr>
+      <w:r>
+        <w:rPr>
+          <w:rFonts w:ascii="Arial" w:hAnsi="Arial"/>
+          <w:b/>
+          <w:color w:val="1A478A"/>
+          <w:sz w:val="26"/>
+        </w:rPr>
+        <w:t>5. Responsywność arkusza styli (style.css)</w:t>
       </w:r>
     </w:p>
     <w:p>
@@ -771,31 +737,7 @@
           <w:rFonts w:ascii="Arial" w:hAnsi="Arial"/>
           <w:sz w:val="21"/>
         </w:rPr>
-        <w:t>- weryfikacja 11-cyfrowego numeru PESEL oraz daty urodzenia,</w:t>
-      </w:r>
-    </w:p>
-    <w:p>
-      <w:pPr>
-        <w:spacing w:line="276" w:lineRule="auto" w:after="80"/>
-      </w:pPr>
-      <w:r>
-        <w:rPr>
-          <w:rFonts w:ascii="Arial" w:hAnsi="Arial"/>
-          <w:sz w:val="21"/>
-        </w:rPr>
-        <w:t>- dynamiczny kalkulator kwoty zamówienia z automatycznym przeliczaniem rabatów,</w:t>
-      </w:r>
-    </w:p>
-    <w:p>
-      <w:pPr>
-        <w:spacing w:line="276" w:lineRule="auto" w:after="80"/>
-      </w:pPr>
-      <w:r>
-        <w:rPr>
-          <w:rFonts w:ascii="Arial" w:hAnsi="Arial"/>
-          <w:sz w:val="21"/>
-        </w:rPr>
-        <w:t>- blokada podwójnego kliknięcia przycisku wysłania (ochrona przed wielokrotnym submitem).</w:t>
+        <w:t>Arkusz style.css wyposażono w reguły mediów @media (max-width: 768px) oraz @media (max-width: 480px), gwarantujące płynną adaptację panelu bocznego, ramek oraz formularzy na ekranach smartfonów.</w:t>
       </w:r>
     </w:p>
     <w:p>
@@ -810,61 +752,7 @@
           <w:color w:val="888888"/>
           <w:sz w:val="19"/>
         </w:rPr>
-        <w:t>--- [MIEJSCE NA ZRZUT EKRANOWY DLA: 2.i Formularz z zabezpieczeniami (m_l3_g1.html)] ---</w:t>
-      </w:r>
-    </w:p>
-    <w:p>
-      <w:pPr>
-        <w:pStyle w:val="Heading2"/>
-        <w:spacing w:before="280" w:after="80"/>
-      </w:pPr>
-      <w:r>
-        <w:rPr>
-          <w:rFonts w:ascii="Arial" w:hAnsi="Arial"/>
-          <w:b/>
-          <w:color w:val="1A478A"/>
-          <w:sz w:val="26"/>
-        </w:rPr>
-        <w:t>Responsywny arkusz styli (style.css)</w:t>
-      </w:r>
-    </w:p>
-    <w:p>
-      <w:pPr>
-        <w:spacing w:line="276" w:lineRule="auto" w:after="80"/>
-      </w:pPr>
-      <w:r>
-        <w:rPr>
-          <w:rFonts w:ascii="Arial" w:hAnsi="Arial"/>
-          <w:sz w:val="21"/>
-        </w:rPr>
-        <w:t>Arkusze CSS wyposażono w zaawansowane reguły Media Queries (@media (max-width: 768px) oraz @media (max-width: 480px)).</w:t>
-      </w:r>
-    </w:p>
-    <w:p>
-      <w:pPr>
-        <w:spacing w:line="276" w:lineRule="auto" w:after="80"/>
-      </w:pPr>
-      <w:r>
-        <w:rPr>
-          <w:rFonts w:ascii="Arial" w:hAnsi="Arial"/>
-          <w:sz w:val="21"/>
-        </w:rPr>
-        <w:t>Układ płynnie przekształca się z dwukolumnowego w układ jednokolumnowy ze składanym menu mobilnym, zapewniając komfort przeglądania na każdym urządzeniu.</w:t>
-      </w:r>
-    </w:p>
-    <w:p>
-      <w:pPr>
-        <w:spacing w:before="80" w:after="200"/>
-        <w:jc w:val="center"/>
-      </w:pPr>
-      <w:r>
-        <w:rPr>
-          <w:rFonts w:ascii="Arial" w:hAnsi="Arial"/>
-          <w:i/>
-          <w:color w:val="888888"/>
-          <w:sz w:val="19"/>
-        </w:rPr>
-        <w:t>--- [MIEJSCE NA ZRZUT EKRANOWY DLA: Responsywny arkusz styli (style.css)] ---</w:t>
+        <w:t>--- [MIEJSCE NA ZRZUT EKRANOWY DLA: 5. Responsywność arkusza styli] ---</w:t>
       </w:r>
     </w:p>
     <w:p>
@@ -891,7 +779,7 @@
           <w:rFonts w:ascii="Arial" w:hAnsi="Arial"/>
           <w:sz w:val="21"/>
         </w:rPr>
-        <w:t>Utworzona witryna spełnia wszelkie standardy nowoczesnego projektowania stron WWW: poprawność semantyczną HTML5, elegancję i responsywność CSS3 oraz interaktywność i odporność skryptów JavaScript.</w:t>
+        <w:t>Zbudowana witryna spełnia wszelkie standardy nowoczesnego projektowania stron WWW: poprawność semantyczną HTML5, elegancję i responsywność CSS3 oraz interaktywność i odporność skryptów JavaScript.</w:t>
       </w:r>
     </w:p>
     <w:sectPr>

--- a/04-Gotowe_Laborki/Lab_03/Sprawozdanie_Lab_03.docx
+++ b/04-Gotowe_Laborki/Lab_03/Sprawozdanie_Lab_03.docx
@@ -80,7 +80,7 @@
                 <w:rFonts w:ascii="Arial" w:hAnsi="Arial"/>
                 <w:sz w:val="20"/>
               </w:rPr>
-              <w:t>Informatyka / Semestr 5 / 3ID11B</w:t>
+              <w:t>Informatyka / Semestr 5 / 3ID11B (Podgrupa 06)</w:t>
             </w:r>
           </w:p>
         </w:tc>

--- a/04-Gotowe_Laborki/Lab_03/Sprawozdanie_Lab_03.docx
+++ b/04-Gotowe_Laborki/Lab_03/Sprawozdanie_Lab_03.docx
@@ -10,7 +10,7 @@
         <w:rPr>
           <w:rFonts w:ascii="Arial" w:hAnsi="Arial"/>
           <w:b/>
-          <w:color w:val="1A478A"/>
+          <w:color w:val="000000"/>
           <w:sz w:val="36"/>
         </w:rPr>
         <w:t>SPRAWOZDANIE Z LABORATORIUM 3</w:t>
@@ -272,7 +272,7 @@
         <w:rPr>
           <w:rFonts w:ascii="Arial" w:hAnsi="Arial"/>
           <w:b/>
-          <w:color w:val="1A478A"/>
+          <w:color w:val="000000"/>
           <w:sz w:val="26"/>
         </w:rPr>
         <w:t>1. Szablon witryny, menu nawigacyjne i obsługa iframe</w:t>
@@ -388,7 +388,7 @@
         <w:rPr>
           <w:rFonts w:ascii="Arial" w:hAnsi="Arial"/>
           <w:b/>
-          <w:color w:val="1A478A"/>
+          <w:color w:val="000000"/>
           <w:sz w:val="26"/>
         </w:rPr>
         <w:t>2. Podstrony zawartości (m_l1_g1, m_l1_g2, m_l1_g3)</w:t>
@@ -510,7 +510,7 @@
         <w:rPr>
           <w:rFonts w:ascii="Arial" w:hAnsi="Arial"/>
           <w:b/>
-          <w:color w:val="1A478A"/>
+          <w:color w:val="000000"/>
           <w:sz w:val="26"/>
         </w:rPr>
         <w:t>3. Grafika, podstrona uczelni oraz animacja Canvas (m_21_g3)</w:t>
@@ -618,7 +618,7 @@
         <w:rPr>
           <w:rFonts w:ascii="Arial" w:hAnsi="Arial"/>
           <w:b/>
-          <w:color w:val="1A478A"/>
+          <w:color w:val="000000"/>
           <w:sz w:val="26"/>
         </w:rPr>
         <w:t>4. Formularz rejestracyjny z walidacją JavaScript (m_l3_g1)</w:t>
@@ -722,7 +722,7 @@
         <w:rPr>
           <w:rFonts w:ascii="Arial" w:hAnsi="Arial"/>
           <w:b/>
-          <w:color w:val="1A478A"/>
+          <w:color w:val="000000"/>
           <w:sz w:val="26"/>
         </w:rPr>
         <w:t>5. Responsywność arkusza styli (style.css)</w:t>
@@ -764,7 +764,7 @@
         <w:rPr>
           <w:rFonts w:ascii="Arial" w:hAnsi="Arial"/>
           <w:b/>
-          <w:color w:val="1A478A"/>
+          <w:color w:val="000000"/>
           <w:sz w:val="26"/>
         </w:rPr>
         <w:t>Wnioski i podsumowanie</w:t>
